--- a/lessons/1-6/homework.docx
+++ b/lessons/1-6/homework.docx
@@ -115,7 +115,7 @@
           <wp:inline distT="0" distB="0" distL="0" distR="0">
             <wp:extent cx="1047750" cy="790575"/>
             <wp:effectExtent t="0" r="0" b="0" l="0"/>
-            <wp:docPr id="1" name="" descr="" title=""/>
+            <wp:docPr id="1" name="make sense of a problem" descr="Picture illustrating the vocabulary word &quot;make sense of a problem&quot;" title="make sense of a problem"/>
             <wp:cNvGraphicFramePr>
               <a:graphicFrameLocks xmlns:a="http://schemas.openxmlformats.org/drawingml/2006/main" noChangeAspect="1"/>
             </wp:cNvGraphicFramePr>
@@ -178,7 +178,7 @@
           <wp:inline distT="0" distB="0" distL="0" distR="0">
             <wp:extent cx="1047750" cy="790575"/>
             <wp:effectExtent t="0" r="0" b="0" l="0"/>
-            <wp:docPr id="1" name="" descr="" title=""/>
+            <wp:docPr id="1" name="representation" descr="Picture illustrating the vocabulary word &quot;representation&quot;" title="representation"/>
             <wp:cNvGraphicFramePr>
               <a:graphicFrameLocks xmlns:a="http://schemas.openxmlformats.org/drawingml/2006/main" noChangeAspect="1"/>
             </wp:cNvGraphicFramePr>
@@ -241,7 +241,7 @@
           <wp:inline distT="0" distB="0" distL="0" distR="0">
             <wp:extent cx="1047750" cy="790575"/>
             <wp:effectExtent t="0" r="0" b="0" l="0"/>
-            <wp:docPr id="1" name="" descr="" title=""/>
+            <wp:docPr id="1" name="strategy" descr="Picture illustrating the vocabulary word &quot;strategy&quot;" title="strategy"/>
             <wp:cNvGraphicFramePr>
               <a:graphicFrameLocks xmlns:a="http://schemas.openxmlformats.org/drawingml/2006/main" noChangeAspect="1"/>
             </wp:cNvGraphicFramePr>
@@ -304,7 +304,7 @@
           <wp:inline distT="0" distB="0" distL="0" distR="0">
             <wp:extent cx="1047750" cy="790575"/>
             <wp:effectExtent t="0" r="0" b="0" l="0"/>
-            <wp:docPr id="1" name="" descr="" title=""/>
+            <wp:docPr id="1" name="critique" descr="Picture illustrating the vocabulary word &quot;critique&quot;" title="critique"/>
             <wp:cNvGraphicFramePr>
               <a:graphicFrameLocks xmlns:a="http://schemas.openxmlformats.org/drawingml/2006/main" noChangeAspect="1"/>
             </wp:cNvGraphicFramePr>
@@ -367,7 +367,7 @@
           <wp:inline distT="0" distB="0" distL="0" distR="0">
             <wp:extent cx="1047750" cy="790575"/>
             <wp:effectExtent t="0" r="0" b="0" l="0"/>
-            <wp:docPr id="1" name="" descr="" title=""/>
+            <wp:docPr id="1" name="community agreement" descr="Picture illustrating the vocabulary word &quot;community agreement&quot;" title="community agreement"/>
             <wp:cNvGraphicFramePr>
               <a:graphicFrameLocks xmlns:a="http://schemas.openxmlformats.org/drawingml/2006/main" noChangeAspect="1"/>
             </wp:cNvGraphicFramePr>
@@ -461,7 +461,7 @@
         <w:spacing w:after="40" w:before="0"/>
       </w:pPr>
       <w:r>
-        <w:t xml:space="preserve">     A. 16</w:t>
+        <w:t xml:space="preserve">     A. 4</w:t>
       </w:r>
     </w:p>
     <w:p>
@@ -477,7 +477,7 @@
         <w:spacing w:after="40" w:before="0"/>
       </w:pPr>
       <w:r>
-        <w:t xml:space="preserve">     C. 4</w:t>
+        <w:t xml:space="preserve">     C. 16</w:t>
       </w:r>
     </w:p>
     <w:p>
@@ -516,23 +516,23 @@
         <w:spacing w:after="40" w:before="0"/>
       </w:pPr>
       <w:r>
-        <w:t xml:space="preserve">     A. About 96</w:t>
-      </w:r>
-    </w:p>
-    <w:p>
-      <w:pPr>
-        <w:spacing w:after="40" w:before="0"/>
-      </w:pPr>
-      <w:r>
-        <w:t xml:space="preserve">     B. About 22</w:t>
-      </w:r>
-    </w:p>
-    <w:p>
-      <w:pPr>
-        <w:spacing w:after="40" w:before="0"/>
-      </w:pPr>
-      <w:r>
-        <w:t xml:space="preserve">     C. About 66</w:t>
+        <w:t xml:space="preserve">     A. About 22</w:t>
+      </w:r>
+    </w:p>
+    <w:p>
+      <w:pPr>
+        <w:spacing w:after="40" w:before="0"/>
+      </w:pPr>
+      <w:r>
+        <w:t xml:space="preserve">     B. About 66</w:t>
+      </w:r>
+    </w:p>
+    <w:p>
+      <w:pPr>
+        <w:spacing w:after="40" w:before="0"/>
+      </w:pPr>
+      <w:r>
+        <w:t xml:space="preserve">     C. About 96</w:t>
       </w:r>
     </w:p>
     <w:p>
@@ -571,15 +571,15 @@
         <w:spacing w:after="40" w:before="0"/>
       </w:pPr>
       <w:r>
-        <w:t xml:space="preserve">     A. Notice your progress has stalled and shift to a different strategy</w:t>
-      </w:r>
-    </w:p>
-    <w:p>
-      <w:pPr>
-        <w:spacing w:after="40" w:before="0"/>
-      </w:pPr>
-      <w:r>
-        <w:t xml:space="preserve">     B. Keep using the same strategy no matter what</w:t>
+        <w:t xml:space="preserve">     A. Keep using the same strategy no matter what</w:t>
+      </w:r>
+    </w:p>
+    <w:p>
+      <w:pPr>
+        <w:spacing w:after="40" w:before="0"/>
+      </w:pPr>
+      <w:r>
+        <w:t xml:space="preserve">     B. Notice your progress has stalled and shift to a different strategy</w:t>
       </w:r>
     </w:p>
     <w:p>
@@ -626,23 +626,23 @@
         <w:spacing w:after="40" w:before="0"/>
       </w:pPr>
       <w:r>
-        <w:t xml:space="preserve">     A. 48</w:t>
-      </w:r>
-    </w:p>
-    <w:p>
-      <w:pPr>
-        <w:spacing w:after="40" w:before="0"/>
-      </w:pPr>
-      <w:r>
-        <w:t xml:space="preserve">     B. 96</w:t>
-      </w:r>
-    </w:p>
-    <w:p>
-      <w:pPr>
-        <w:spacing w:after="40" w:before="0"/>
-      </w:pPr>
-      <w:r>
-        <w:t xml:space="preserve">     C. 24</w:t>
+        <w:t xml:space="preserve">     A. 24</w:t>
+      </w:r>
+    </w:p>
+    <w:p>
+      <w:pPr>
+        <w:spacing w:after="40" w:before="0"/>
+      </w:pPr>
+      <w:r>
+        <w:t xml:space="preserve">     B. 48</w:t>
+      </w:r>
+    </w:p>
+    <w:p>
+      <w:pPr>
+        <w:spacing w:after="40" w:before="0"/>
+      </w:pPr>
+      <w:r>
+        <w:t xml:space="preserve">     C. 96</w:t>
       </w:r>
     </w:p>
     <w:p>
@@ -673,7 +673,7 @@
           <w:b/>
           <w:bCs/>
         </w:rPr>
-        <w:t xml:space="preserve">5. </w:t>
+        <w:t xml:space="preserve">5. Describe your problem-solving process in order, from reading the problem to checking your answer. Use at least three steps from this lesson.</w:t>
       </w:r>
     </w:p>
     <w:p>
@@ -729,7 +729,7 @@
           <w:b/>
           <w:bCs/>
         </w:rPr>
-        <w:t xml:space="preserve">6. </w:t>
+        <w:t xml:space="preserve">6. What part of problem solving is easy for you? What part is challenging?</w:t>
       </w:r>
     </w:p>
     <w:p>
@@ -793,31 +793,31 @@
         <w:spacing w:after="40" w:before="0"/>
       </w:pPr>
       <w:r>
-        <w:t xml:space="preserve">     A. Try a get-unstuck strategy first, then quietly ask for help without interrupting classmates unnecessarily</w:t>
-      </w:r>
-    </w:p>
-    <w:p>
-      <w:pPr>
-        <w:spacing w:after="40" w:before="0"/>
-      </w:pPr>
-      <w:r>
-        <w:t xml:space="preserve">     B. Immediately call across the room to a friend</w:t>
-      </w:r>
-    </w:p>
-    <w:p>
-      <w:pPr>
-        <w:spacing w:after="40" w:before="0"/>
-      </w:pPr>
-      <w:r>
-        <w:t xml:space="preserve">     C. Sit silently for the rest of class without seeking help</w:t>
-      </w:r>
-    </w:p>
-    <w:p>
-      <w:pPr>
-        <w:spacing w:after="40" w:before="0"/>
-      </w:pPr>
-      <w:r>
-        <w:t xml:space="preserve">     D. Take a classmate's paper to see their work</w:t>
+        <w:t xml:space="preserve">     A. Immediately call across the room to a friend</w:t>
+      </w:r>
+    </w:p>
+    <w:p>
+      <w:pPr>
+        <w:spacing w:after="40" w:before="0"/>
+      </w:pPr>
+      <w:r>
+        <w:t xml:space="preserve">     B. Sit silently for the rest of class without seeking help</w:t>
+      </w:r>
+    </w:p>
+    <w:p>
+      <w:pPr>
+        <w:spacing w:after="40" w:before="0"/>
+      </w:pPr>
+      <w:r>
+        <w:t xml:space="preserve">     C. Take a classmate's paper to see their work</w:t>
+      </w:r>
+    </w:p>
+    <w:p>
+      <w:pPr>
+        <w:spacing w:after="40" w:before="0"/>
+      </w:pPr>
+      <w:r>
+        <w:t xml:space="preserve">     D. Try a get-unstuck strategy first, then quietly ask for help without interrupting classmates unnecessarily</w:t>
       </w:r>
     </w:p>
     <w:p>
@@ -840,7 +840,7 @@
           <w:b/>
           <w:bCs/>
         </w:rPr>
-        <w:t xml:space="preserve">8. </w:t>
+        <w:t xml:space="preserve">8. What skills and knowledge do you bring to a group that help the group be successful?</w:t>
       </w:r>
     </w:p>
     <w:p>
@@ -876,6 +876,226 @@
         <w:t xml:space="preserve">______________________________________________________________________</w:t>
       </w:r>
     </w:p>
+    <w:p>
+      <w:pPr>
+        <w:spacing w:after="60" w:before="120"/>
+      </w:pPr>
+      <w:r>
+        <w:rPr>
+          <w:color w:val="BBBBBB"/>
+        </w:rPr>
+        <w:t xml:space="preserve">______________________________________________________________________</w:t>
+      </w:r>
+    </w:p>
+    <w:p>
+      <w:pPr>
+        <w:spacing w:after="80" w:before="0"/>
+      </w:pPr>
+      <w:r>
+        <w:rPr>
+          <w:b/>
+          <w:bCs/>
+        </w:rPr>
+        <w:t xml:space="preserve">9. Use the bicycle rack problem to complete the table.</w:t>
+      </w:r>
+    </w:p>
+    <w:tbl>
+      <w:tblPr>
+        <w:tblW w:type="pct" w:w="100%"/>
+        <w:tblBorders>
+          <w:top w:val="single" w:color="auto" w:sz="4"/>
+          <w:left w:val="single" w:color="auto" w:sz="4"/>
+          <w:bottom w:val="single" w:color="auto" w:sz="4"/>
+          <w:right w:val="single" w:color="auto" w:sz="4"/>
+          <w:insideH w:val="single" w:color="auto" w:sz="4"/>
+          <w:insideV w:val="single" w:color="auto" w:sz="4"/>
+        </w:tblBorders>
+      </w:tblPr>
+      <w:tblGrid>
+        <w:gridCol w:w="100"/>
+        <w:gridCol w:w="100"/>
+        <w:gridCol w:w="100"/>
+      </w:tblGrid>
+      <w:tr>
+        <w:trPr>
+          <w:tblHeader/>
+        </w:trPr>
+        <w:tc>
+          <w:tcPr>
+            <w:tcW w:type="pct" w:w="33%"/>
+          </w:tcPr>
+          <w:p>
+            <w:r>
+              <w:rPr>
+                <w:b/>
+                <w:bCs/>
+              </w:rPr>
+              <w:t xml:space="preserve">Question</w:t>
+            </w:r>
+          </w:p>
+        </w:tc>
+        <w:tc>
+          <w:tcPr>
+            <w:tcW w:type="pct" w:w="33%"/>
+          </w:tcPr>
+          <w:p>
+            <w:r>
+              <w:rPr>
+                <w:b/>
+                <w:bCs/>
+              </w:rPr>
+              <w:t xml:space="preserve">Thinking</w:t>
+            </w:r>
+          </w:p>
+        </w:tc>
+        <w:tc>
+          <w:tcPr>
+            <w:tcW w:type="pct" w:w="33%"/>
+          </w:tcPr>
+          <w:p>
+            <w:r>
+              <w:rPr>
+                <w:b/>
+                <w:bCs/>
+              </w:rPr>
+              <w:t xml:space="preserve">Answer</w:t>
+            </w:r>
+          </w:p>
+        </w:tc>
+      </w:tr>
+      <w:tr>
+        <w:tc>
+          <w:tcPr>
+            <w:tcW w:type="pct" w:w="33%"/>
+          </w:tcPr>
+          <w:p>
+            <w:r>
+              <w:rPr>
+                <w:b w:val="false"/>
+                <w:bCs w:val="false"/>
+              </w:rPr>
+              <w:t xml:space="preserve">Wheels on a rack of 8 bikes</w:t>
+            </w:r>
+          </w:p>
+        </w:tc>
+        <w:tc>
+          <w:tcPr>
+            <w:tcW w:type="pct" w:w="33%"/>
+          </w:tcPr>
+          <w:p>
+            <w:r>
+              <w:rPr>
+                <w:b w:val="false"/>
+                <w:bCs w:val="false"/>
+              </w:rPr>
+              <w:t xml:space="preserve">8 bikes × 2 wheels</w:t>
+            </w:r>
+          </w:p>
+        </w:tc>
+        <w:tc>
+          <w:tcPr>
+            <w:tcW w:type="pct" w:w="33%"/>
+          </w:tcPr>
+          <w:p>
+            <w:r>
+              <w:rPr>
+                <w:b w:val="false"/>
+                <w:bCs w:val="false"/>
+              </w:rPr>
+              <w:t xml:space="preserve"> </w:t>
+            </w:r>
+          </w:p>
+        </w:tc>
+      </w:tr>
+      <w:tr>
+        <w:tc>
+          <w:tcPr>
+            <w:tcW w:type="pct" w:w="33%"/>
+          </w:tcPr>
+          <w:p>
+            <w:r>
+              <w:rPr>
+                <w:b w:val="false"/>
+                <w:bCs w:val="false"/>
+              </w:rPr>
+              <w:t xml:space="preserve">Wheels on the bigger rack (6 times as many)</w:t>
+            </w:r>
+          </w:p>
+        </w:tc>
+        <w:tc>
+          <w:tcPr>
+            <w:tcW w:type="pct" w:w="33%"/>
+          </w:tcPr>
+          <w:p>
+            <w:r>
+              <w:rPr>
+                <w:b w:val="false"/>
+                <w:bCs w:val="false"/>
+              </w:rPr>
+              <w:t xml:space="preserve">16 × 6</w:t>
+            </w:r>
+          </w:p>
+        </w:tc>
+        <w:tc>
+          <w:tcPr>
+            <w:tcW w:type="pct" w:w="33%"/>
+          </w:tcPr>
+          <w:p>
+            <w:r>
+              <w:rPr>
+                <w:b w:val="false"/>
+                <w:bCs w:val="false"/>
+              </w:rPr>
+              <w:t xml:space="preserve"> </w:t>
+            </w:r>
+          </w:p>
+        </w:tc>
+      </w:tr>
+      <w:tr>
+        <w:tc>
+          <w:tcPr>
+            <w:tcW w:type="pct" w:w="33%"/>
+          </w:tcPr>
+          <w:p>
+            <w:r>
+              <w:rPr>
+                <w:b w:val="false"/>
+                <w:bCs w:val="false"/>
+              </w:rPr>
+              <w:t xml:space="preserve">Bikes on the bigger rack</w:t>
+            </w:r>
+          </w:p>
+        </w:tc>
+        <w:tc>
+          <w:tcPr>
+            <w:tcW w:type="pct" w:w="33%"/>
+          </w:tcPr>
+          <w:p>
+            <w:r>
+              <w:rPr>
+                <w:b w:val="false"/>
+                <w:bCs w:val="false"/>
+              </w:rPr>
+              <w:t xml:space="preserve">96 wheels ÷ 2</w:t>
+            </w:r>
+          </w:p>
+        </w:tc>
+        <w:tc>
+          <w:tcPr>
+            <w:tcW w:type="pct" w:w="33%"/>
+          </w:tcPr>
+          <w:p>
+            <w:r>
+              <w:rPr>
+                <w:b w:val="false"/>
+                <w:bCs w:val="false"/>
+              </w:rPr>
+              <w:t xml:space="preserve"> </w:t>
+            </w:r>
+          </w:p>
+        </w:tc>
+      </w:tr>
+    </w:tbl>
     <w:p>
       <w:pPr>
         <w:spacing w:after="60" w:before="120"/>
@@ -914,7 +1134,7 @@
           <w:b/>
           <w:bCs/>
         </w:rPr>
-        <w:t xml:space="preserve">1. A. 16</w:t>
+        <w:t xml:space="preserve">1. C. 16</w:t>
       </w:r>
     </w:p>
     <w:p>
@@ -946,7 +1166,7 @@
           <w:b/>
           <w:bCs/>
         </w:rPr>
-        <w:t xml:space="preserve">2. A. About 96</w:t>
+        <w:t xml:space="preserve">2. C. About 96</w:t>
       </w:r>
     </w:p>
     <w:p>
@@ -978,7 +1198,7 @@
           <w:b/>
           <w:bCs/>
         </w:rPr>
-        <w:t xml:space="preserve">3. A. Notice your progress has stalled and shift to a different strategy</w:t>
+        <w:t xml:space="preserve">3. B. Notice your progress has stalled and shift to a different strategy</w:t>
       </w:r>
     </w:p>
     <w:p>
@@ -1010,7 +1230,7 @@
           <w:b/>
           <w:bCs/>
         </w:rPr>
-        <w:t xml:space="preserve">4. A. 48</w:t>
+        <w:t xml:space="preserve">4. B. 48</w:t>
       </w:r>
     </w:p>
     <w:p>
@@ -1066,7 +1286,7 @@
           <w:b/>
           <w:bCs/>
         </w:rPr>
-        <w:t xml:space="preserve">7. A. Try a get-unstuck strategy first, then quietly ask for help without interrupting classmates unnecessarily</w:t>
+        <w:t xml:space="preserve">7. D. Try a get-unstuck strategy first, then quietly ask for help without interrupting classmates unnecessarily</w:t>
       </w:r>
     </w:p>
     <w:p>
@@ -1099,6 +1319,50 @@
           <w:bCs/>
         </w:rPr>
         <w:t xml:space="preserve">8. Open response — answers will vary.</w:t>
+      </w:r>
+    </w:p>
+    <w:p>
+      <w:pPr>
+        <w:spacing w:after="40" w:before="0"/>
+      </w:pPr>
+      <w:r>
+        <w:rPr>
+          <w:b/>
+          <w:bCs/>
+        </w:rPr>
+        <w:t xml:space="preserve">9. Use the bicycle rack problem to complete the table.</w:t>
+      </w:r>
+    </w:p>
+    <w:p>
+      <w:pPr>
+        <w:spacing w:after="20" w:before="0"/>
+      </w:pPr>
+      <w:r>
+        <w:t xml:space="preserve">      → 16</w:t>
+      </w:r>
+    </w:p>
+    <w:p>
+      <w:pPr>
+        <w:spacing w:after="20" w:before="0"/>
+      </w:pPr>
+      <w:r>
+        <w:t xml:space="preserve">      → 96</w:t>
+      </w:r>
+    </w:p>
+    <w:p>
+      <w:pPr>
+        <w:spacing w:after="20" w:before="0"/>
+      </w:pPr>
+      <w:r>
+        <w:t xml:space="preserve">      → 48</w:t>
+      </w:r>
+    </w:p>
+    <w:p>
+      <w:pPr>
+        <w:spacing w:after="40" w:before="0"/>
+      </w:pPr>
+      <w:r>
+        <w:t xml:space="preserve"/>
       </w:r>
     </w:p>
     <w:sectPr>
@@ -1287,7 +1551,14 @@
 <file path=word/styles.xml><?xml version="1.0" encoding="utf-8"?>
 <w:styles xmlns:mc="http://schemas.openxmlformats.org/markup-compatibility/2006" xmlns:r="http://schemas.openxmlformats.org/officeDocument/2006/relationships" xmlns:w="http://schemas.openxmlformats.org/wordprocessingml/2006/main" xmlns:w14="http://schemas.microsoft.com/office/word/2010/wordml" xmlns:w15="http://schemas.microsoft.com/office/word/2012/wordml" mc:Ignorable="w14 w15">
   <w:docDefaults>
-    <w:rPrDefault/>
+    <w:rPrDefault>
+      <w:rPr>
+        <w:rFonts w:ascii="Arial" w:cs="Arial" w:eastAsia="Arial" w:hAnsi="Arial"/>
+        <w:sz w:val="22"/>
+        <w:szCs w:val="22"/>
+        <w:lang w:val="en-US"/>
+      </w:rPr>
+    </w:rPrDefault>
     <w:pPrDefault/>
   </w:docDefaults>
   <w:style w:type="paragraph" w:styleId="Title">
@@ -1305,10 +1576,16 @@
     <w:basedOn w:val="Normal"/>
     <w:next w:val="Normal"/>
     <w:qFormat/>
+    <w:pPr>
+      <w:keepNext/>
+    </w:pPr>
     <w:rPr>
-      <w:color w:val="2E74B5"/>
-      <w:sz w:val="32"/>
-      <w:szCs w:val="32"/>
+      <w:rFonts w:ascii="Arial" w:cs="Arial" w:eastAsia="Arial" w:hAnsi="Arial"/>
+      <w:b/>
+      <w:bCs/>
+      <w:color w:val="183E56"/>
+      <w:sz w:val="34"/>
+      <w:szCs w:val="34"/>
     </w:rPr>
   </w:style>
   <w:style w:type="paragraph" w:styleId="Heading2">
@@ -1316,8 +1593,14 @@
     <w:basedOn w:val="Normal"/>
     <w:next w:val="Normal"/>
     <w:qFormat/>
+    <w:pPr>
+      <w:keepNext/>
+    </w:pPr>
     <w:rPr>
-      <w:color w:val="2E74B5"/>
+      <w:rFonts w:ascii="Arial" w:cs="Arial" w:eastAsia="Arial" w:hAnsi="Arial"/>
+      <w:b/>
+      <w:bCs/>
+      <w:color w:val="176B70"/>
       <w:sz w:val="26"/>
       <w:szCs w:val="26"/>
     </w:rPr>

--- a/lessons/1-6/homework.docx
+++ b/lessons/1-6/homework.docx
@@ -1107,264 +1107,6 @@
         <w:t xml:space="preserve">______________________________________________________________________</w:t>
       </w:r>
     </w:p>
-    <w:p>
-      <w:r>
-        <w:br w:type="page"/>
-      </w:r>
-    </w:p>
-    <w:p>
-      <w:pPr>
-        <w:pStyle w:val="Heading1"/>
-        <w:spacing w:after="120"/>
-      </w:pPr>
-      <w:r>
-        <w:rPr>
-          <w:b/>
-          <w:bCs/>
-        </w:rPr>
-        <w:t xml:space="preserve">Answer Key (Teacher)</w:t>
-      </w:r>
-    </w:p>
-    <w:p>
-      <w:pPr>
-        <w:spacing w:after="40" w:before="0"/>
-      </w:pPr>
-      <w:r>
-        <w:rPr>
-          <w:b/>
-          <w:bCs/>
-        </w:rPr>
-        <w:t xml:space="preserve">1. C. 16</w:t>
-      </w:r>
-    </w:p>
-    <w:p>
-      <w:pPr>
-        <w:spacing w:after="20" w:before="0"/>
-      </w:pPr>
-      <w:r>
-        <w:t xml:space="preserve">     8 bikes with 2 wheels each is 8 × 2 = 16 wheels.</w:t>
-      </w:r>
-    </w:p>
-    <w:p>
-      <w:pPr>
-        <w:spacing w:after="80" w:before="0"/>
-      </w:pPr>
-      <w:r>
-        <w:rPr>
-          <w:i/>
-          <w:iCs/>
-        </w:rPr>
-        <w:t xml:space="preserve">     Watch for: Treating 'stuck' as a stop sign instead of a signal — waiting silently instead of trying a strategy: asking a question, drawing the problem, or recalling a similar problem.</w:t>
-      </w:r>
-    </w:p>
-    <w:p>
-      <w:pPr>
-        <w:spacing w:after="40" w:before="0"/>
-      </w:pPr>
-      <w:r>
-        <w:rPr>
-          <w:b/>
-          <w:bCs/>
-        </w:rPr>
-        <w:t xml:space="preserve">2. C. About 96</w:t>
-      </w:r>
-    </w:p>
-    <w:p>
-      <w:pPr>
-        <w:spacing w:after="20" w:before="0"/>
-      </w:pPr>
-      <w:r>
-        <w:t xml:space="preserve">     6 times as many as 16 is 16 × 6 = 96 wheels.</w:t>
-      </w:r>
-    </w:p>
-    <w:p>
-      <w:pPr>
-        <w:spacing w:after="80" w:before="0"/>
-      </w:pPr>
-      <w:r>
-        <w:rPr>
-          <w:i/>
-          <w:iCs/>
-        </w:rPr>
-        <w:t xml:space="preserve">     Watch for: Treating 'stuck' as a stop sign instead of a signal — waiting silently instead of trying a strategy: asking a question, drawing the problem, or recalling a similar problem.</w:t>
-      </w:r>
-    </w:p>
-    <w:p>
-      <w:pPr>
-        <w:spacing w:after="40" w:before="0"/>
-      </w:pPr>
-      <w:r>
-        <w:rPr>
-          <w:b/>
-          <w:bCs/>
-        </w:rPr>
-        <w:t xml:space="preserve">3. B. Notice your progress has stalled and shift to a different strategy</w:t>
-      </w:r>
-    </w:p>
-    <w:p>
-      <w:pPr>
-        <w:spacing w:after="20" w:before="0"/>
-      </w:pPr>
-      <w:r>
-        <w:t xml:space="preserve">     We are aware of our progress in solving the problem and shift strategies when needed.</w:t>
-      </w:r>
-    </w:p>
-    <w:p>
-      <w:pPr>
-        <w:spacing w:after="80" w:before="0"/>
-      </w:pPr>
-      <w:r>
-        <w:rPr>
-          <w:i/>
-          <w:iCs/>
-        </w:rPr>
-        <w:t xml:space="preserve">     Watch for: Treating 'stuck' as a stop sign instead of a signal — waiting silently instead of trying a strategy: asking a question, drawing the problem, or recalling a similar problem.</w:t>
-      </w:r>
-    </w:p>
-    <w:p>
-      <w:pPr>
-        <w:spacing w:after="40" w:before="0"/>
-      </w:pPr>
-      <w:r>
-        <w:rPr>
-          <w:b/>
-          <w:bCs/>
-        </w:rPr>
-        <w:t xml:space="preserve">4. B. 48</w:t>
-      </w:r>
-    </w:p>
-    <w:p>
-      <w:pPr>
-        <w:spacing w:after="20" w:before="0"/>
-      </w:pPr>
-      <w:r>
-        <w:t xml:space="preserve">     The bigger rack has 16 × 6 = 96 wheels, and 96 ÷ 2 = 48 bikes.</w:t>
-      </w:r>
-    </w:p>
-    <w:p>
-      <w:pPr>
-        <w:spacing w:after="80" w:before="0"/>
-      </w:pPr>
-      <w:r>
-        <w:rPr>
-          <w:i/>
-          <w:iCs/>
-        </w:rPr>
-        <w:t xml:space="preserve">     Watch for: Treating 'stuck' as a stop sign instead of a signal — waiting silently instead of trying a strategy: asking a question, drawing the problem, or recalling a similar problem.</w:t>
-      </w:r>
-    </w:p>
-    <w:p>
-      <w:pPr>
-        <w:spacing w:after="40" w:before="0"/>
-      </w:pPr>
-      <w:r>
-        <w:rPr>
-          <w:b/>
-          <w:bCs/>
-        </w:rPr>
-        <w:t xml:space="preserve">5. Open response — answers will vary.</w:t>
-      </w:r>
-    </w:p>
-    <w:p>
-      <w:pPr>
-        <w:spacing w:after="40" w:before="0"/>
-      </w:pPr>
-      <w:r>
-        <w:rPr>
-          <w:b/>
-          <w:bCs/>
-        </w:rPr>
-        <w:t xml:space="preserve">6. Open response — answers will vary.</w:t>
-      </w:r>
-    </w:p>
-    <w:p>
-      <w:pPr>
-        <w:spacing w:after="40" w:before="0"/>
-      </w:pPr>
-      <w:r>
-        <w:rPr>
-          <w:b/>
-          <w:bCs/>
-        </w:rPr>
-        <w:t xml:space="preserve">7. D. Try a get-unstuck strategy first, then quietly ask for help without interrupting classmates unnecessarily</w:t>
-      </w:r>
-    </w:p>
-    <w:p>
-      <w:pPr>
-        <w:spacing w:after="20" w:before="0"/>
-      </w:pPr>
-      <w:r>
-        <w:t xml:space="preserve">     When we work on our own, we seek help when we are stuck AND we avoid interrupting our classmates unnecessarily — the best move honors both.</w:t>
-      </w:r>
-    </w:p>
-    <w:p>
-      <w:pPr>
-        <w:spacing w:after="80" w:before="0"/>
-      </w:pPr>
-      <w:r>
-        <w:rPr>
-          <w:i/>
-          <w:iCs/>
-        </w:rPr>
-        <w:t xml:space="preserve">     Watch for: Treating 'stuck' as a stop sign instead of a signal — waiting silently instead of trying a strategy: asking a question, drawing the problem, or recalling a similar problem.</w:t>
-      </w:r>
-    </w:p>
-    <w:p>
-      <w:pPr>
-        <w:spacing w:after="40" w:before="0"/>
-      </w:pPr>
-      <w:r>
-        <w:rPr>
-          <w:b/>
-          <w:bCs/>
-        </w:rPr>
-        <w:t xml:space="preserve">8. Open response — answers will vary.</w:t>
-      </w:r>
-    </w:p>
-    <w:p>
-      <w:pPr>
-        <w:spacing w:after="40" w:before="0"/>
-      </w:pPr>
-      <w:r>
-        <w:rPr>
-          <w:b/>
-          <w:bCs/>
-        </w:rPr>
-        <w:t xml:space="preserve">9. Use the bicycle rack problem to complete the table.</w:t>
-      </w:r>
-    </w:p>
-    <w:p>
-      <w:pPr>
-        <w:spacing w:after="20" w:before="0"/>
-      </w:pPr>
-      <w:r>
-        <w:t xml:space="preserve">      → 16</w:t>
-      </w:r>
-    </w:p>
-    <w:p>
-      <w:pPr>
-        <w:spacing w:after="20" w:before="0"/>
-      </w:pPr>
-      <w:r>
-        <w:t xml:space="preserve">      → 96</w:t>
-      </w:r>
-    </w:p>
-    <w:p>
-      <w:pPr>
-        <w:spacing w:after="20" w:before="0"/>
-      </w:pPr>
-      <w:r>
-        <w:t xml:space="preserve">      → 48</w:t>
-      </w:r>
-    </w:p>
-    <w:p>
-      <w:pPr>
-        <w:spacing w:after="40" w:before="0"/>
-      </w:pPr>
-      <w:r>
-        <w:t xml:space="preserve"/>
-      </w:r>
-    </w:p>
     <w:sectPr>
       <w:pgSz w:w="11906" w:h="16838" w:orient="portrait"/>
       <w:pgMar w:top="720" w:right="900" w:bottom="720" w:left="900" w:header="708" w:footer="708" w:gutter="0"/>
